--- a/docs/handoff/overnight-20261019/银行监管数据智能平台-2026-10-19夜间开发成果.docx
+++ b/docs/handoff/overnight-20261019/银行监管数据智能平台-2026-10-19夜间开发成果.docx
@@ -20,7 +20,7 @@
           <w:color w:val="595959"/>
           <w:sz w:val="18"/>
         </w:rPr>
-        <w:t>生成时间：2026-10-20 14:29　｜　分支：dsh/banking-semantic-agent-v2　｜　基线提交：353420dc9f2b</w:t>
+        <w:t>生成时间：2026-10-20 15:50　｜　分支：dsh/banking-semantic-agent-v2　｜　基线提交：353420dc9f2b</w:t>
       </w:r>
     </w:p>
     <w:p>
@@ -1520,6 +1520,265 @@
         <w:rPr>
           <w:color w:val="1F4E79"/>
         </w:rPr>
+        <w:t>四之三、D 包：SQL 语义变化归因（2026-10-20）</w:t>
+      </w:r>
+    </w:p>
+    <w:p>
+      <w:r>
+        <w:rPr>
+          <w:b w:val="0"/>
+          <w:color w:val="595959"/>
+        </w:rPr>
+        <w:t>边比较器天生看不见语句级语义：GROUP BY 键、DISTINCT、UNION 去重、HAVING、JOIN 类型都不产生 lineage 边属性差异，只能落到无归因兜底项。</w:t>
+      </w:r>
+    </w:p>
+    <w:tbl>
+      <w:tblPr>
+        <w:tblStyle w:val="LightGrid-Accent1"/>
+        <w:tblW w:type="auto" w:w="0"/>
+        <w:jc w:val="center"/>
+        <w:tblLook w:firstColumn="1" w:firstRow="1" w:lastColumn="0" w:lastRow="0" w:noHBand="0" w:noVBand="1" w:val="04A0"/>
+      </w:tblPr>
+      <w:tblGrid>
+        <w:gridCol w:w="2880"/>
+        <w:gridCol w:w="2880"/>
+        <w:gridCol w:w="2880"/>
+      </w:tblGrid>
+      <w:tr>
+        <w:tc>
+          <w:tcPr>
+            <w:tcW w:type="dxa" w:w="2880"/>
+          </w:tcPr>
+          <w:p>
+            <w:r>
+              <w:rPr>
+                <w:b/>
+              </w:rPr>
+              <w:t>项</w:t>
+            </w:r>
+          </w:p>
+        </w:tc>
+        <w:tc>
+          <w:tcPr>
+            <w:tcW w:type="dxa" w:w="2880"/>
+          </w:tcPr>
+          <w:p>
+            <w:r>
+              <w:rPr>
+                <w:b/>
+              </w:rPr>
+              <w:t>改前</w:t>
+            </w:r>
+          </w:p>
+        </w:tc>
+        <w:tc>
+          <w:tcPr>
+            <w:tcW w:type="dxa" w:w="2880"/>
+          </w:tcPr>
+          <w:p>
+            <w:r>
+              <w:rPr>
+                <w:b/>
+              </w:rPr>
+              <w:t>改后</w:t>
+            </w:r>
+          </w:p>
+        </w:tc>
+      </w:tr>
+      <w:tr>
+        <w:tc>
+          <w:tcPr>
+            <w:tcW w:type="dxa" w:w="2880"/>
+          </w:tcPr>
+          <w:p>
+            <w:r>
+              <w:t>可检家族</w:t>
+            </w:r>
+          </w:p>
+        </w:tc>
+        <w:tc>
+          <w:tcPr>
+            <w:tcW w:type="dxa" w:w="2880"/>
+          </w:tcPr>
+          <w:p>
+            <w:r>
+              <w:t>29 / 39</w:t>
+            </w:r>
+          </w:p>
+        </w:tc>
+        <w:tc>
+          <w:tcPr>
+            <w:tcW w:type="dxa" w:w="2880"/>
+          </w:tcPr>
+          <w:p>
+            <w:r>
+              <w:t>36 / 39</w:t>
+            </w:r>
+          </w:p>
+        </w:tc>
+      </w:tr>
+      <w:tr>
+        <w:tc>
+          <w:tcPr>
+            <w:tcW w:type="dxa" w:w="2880"/>
+          </w:tcPr>
+          <w:p>
+            <w:r>
+              <w:t>明确声明不可检</w:t>
+            </w:r>
+          </w:p>
+        </w:tc>
+        <w:tc>
+          <w:tcPr>
+            <w:tcW w:type="dxa" w:w="2880"/>
+          </w:tcPr>
+          <w:p>
+            <w:r>
+              <w:t>10</w:t>
+            </w:r>
+          </w:p>
+        </w:tc>
+        <w:tc>
+          <w:tcPr>
+            <w:tcW w:type="dxa" w:w="2880"/>
+          </w:tcPr>
+          <w:p>
+            <w:r>
+              <w:t>3</w:t>
+            </w:r>
+          </w:p>
+        </w:tc>
+      </w:tr>
+      <w:tr>
+        <w:tc>
+          <w:tcPr>
+            <w:tcW w:type="dxa" w:w="2880"/>
+          </w:tcPr>
+          <w:p>
+            <w:r>
+              <w:t>新增比较维度</w:t>
+            </w:r>
+          </w:p>
+        </w:tc>
+        <w:tc>
+          <w:tcPr>
+            <w:tcW w:type="dxa" w:w="2880"/>
+          </w:tcPr>
+          <w:p>
+            <w:r>
+              <w:t>—</w:t>
+            </w:r>
+          </w:p>
+        </w:tc>
+        <w:tc>
+          <w:tcPr>
+            <w:tcW w:type="dxa" w:w="2880"/>
+          </w:tcPr>
+          <w:p>
+            <w:r>
+              <w:t>group_by / distinct / union_mode / having / join_type</w:t>
+            </w:r>
+          </w:p>
+        </w:tc>
+      </w:tr>
+      <w:tr>
+        <w:tc>
+          <w:tcPr>
+            <w:tcW w:type="dxa" w:w="2880"/>
+          </w:tcPr>
+          <w:p>
+            <w:r>
+              <w:t>全量后端回归</w:t>
+            </w:r>
+          </w:p>
+        </w:tc>
+        <w:tc>
+          <w:tcPr>
+            <w:tcW w:type="dxa" w:w="2880"/>
+          </w:tcPr>
+          <w:p>
+            <w:r>
+              <w:t>1851 passed</w:t>
+            </w:r>
+          </w:p>
+        </w:tc>
+        <w:tc>
+          <w:tcPr>
+            <w:tcW w:type="dxa" w:w="2880"/>
+          </w:tcPr>
+          <w:p>
+            <w:r>
+              <w:t>1886 passed / 0 failed</w:t>
+            </w:r>
+          </w:p>
+        </w:tc>
+      </w:tr>
+    </w:tbl>
+    <w:p>
+      <w:r>
+        <w:rPr>
+          <w:b w:val="0"/>
+        </w:rPr>
+      </w:r>
+    </w:p>
+    <w:p>
+      <w:r>
+        <w:rPr>
+          <w:b/>
+        </w:rPr>
+        <w:t>升级的是实现，不是声明：</w:t>
+      </w:r>
+    </w:p>
+    <w:p>
+      <w:pPr>
+        <w:pStyle w:val="ListBullet"/>
+      </w:pPr>
+      <w:r>
+        <w:t>每个升级家族都配真实 SQL 对，证明检测到并归因到结构化维度（attribution=structural）。</w:t>
+      </w:r>
+    </w:p>
+    <w:p>
+      <w:pPr>
+        <w:pStyle w:val="ListBullet"/>
+      </w:pPr>
+      <w:r>
+        <w:t>新增 35 个六类覆盖测试：真实变化 / 格式等价 / 别名限定名 / 嵌套作用域 / 无法解析 / 跨语句。</w:t>
+      </w:r>
+    </w:p>
+    <w:p>
+      <w:pPr>
+        <w:pStyle w:val="ListBullet"/>
+      </w:pPr>
+      <w:r>
+        <w:t>守门断言（声明=实现、家族总数 39）全部保留且通过，未削弱任何约束。</w:t>
+      </w:r>
+    </w:p>
+    <w:p>
+      <w:pPr>
+        <w:pStyle w:val="ListBullet"/>
+      </w:pPr>
+      <w:r>
+        <w:t>如实保留 3 个不可检：order_by、top_limit、cte。不声称未验证的能力。</w:t>
+      </w:r>
+    </w:p>
+    <w:p>
+      <w:r>
+        <w:rPr>
+          <w:b w:val="0"/>
+          <w:color w:val="B03A2E"/>
+          <w:sz w:val="18"/>
+        </w:rPr>
+        <w:t>实施中修掉自己引入的缺陷：别名重命名曾误报粒度变化（表限定进了渲染文本）。</w:t>
+      </w:r>
+    </w:p>
+    <w:p>
+      <w:pPr>
+        <w:pStyle w:val="Heading1"/>
+      </w:pPr>
+      <w:r>
+        <w:rPr>
+          <w:color w:val="1F4E79"/>
+        </w:rPr>
         <w:t>五、仍然不行 / 未验证（不并入成功项）</w:t>
       </w:r>
     </w:p>
@@ -1601,7 +1860,7 @@
         <w:pStyle w:val="ListBullet"/>
       </w:pPr>
       <w:r>
-        <w:t>前端字段候选的 rank_source 已收宽并显示「未经模型比较，仍为召回顺序，需人工核验」，但未做浏览器端到端验收（只有单元测试与类型检查）。</w:t>
+        <w:t>前端 rank_source 已收宽并显示「未经模型比较，仍为召回顺序，需人工核验」，并已用系统 Chrome 完成真实浏览器验收（16/16 PASS）。</w:t>
       </w:r>
     </w:p>
     <w:p>
@@ -1609,7 +1868,7 @@
         <w:pStyle w:val="ListBullet"/>
       </w:pPr>
       <w:r>
-        <w:t>D 包（SQL 语义变化归因）未开始。按任务书「仅在 A/B/C 通过定向验证且仍有总验收时间时开始」，本轮把时间用在 A/B/C 的对照与回归上，D 包保留为下轮首项。</w:t>
+        <w:t>D 包已完成主体部分（可检家族 29 → 36/39），剩 order_by / top_limit / cte 三个因语义上不改变字段口径或缺少稳定比较维度而诚实保留。</w:t>
       </w:r>
     </w:p>
     <w:p>
@@ -1927,7 +2186,7 @@
           </w:tcPr>
           <w:p>
             <w:r>
-              <w:t>1851 passed, 1 skipped, 0 failed</w:t>
+              <w:t>1886 passed, 1 skipped, 0 failed</w:t>
             </w:r>
           </w:p>
         </w:tc>
